--- a/example_articles/us_region/Multiple/1.us_region_Multiple_New_York_Times.docx
+++ b/example_articles/us_region/Multiple/1.us_region_Multiple_New_York_Times.docx
@@ -27,17 +27,17 @@
     </w:p>
     <w:p>
       <w:r>
-        <w:t>Source File: NYT/49.DOCX</w:t>
+        <w:t>Source file: NYT/49.DOCX</w:t>
       </w:r>
     </w:p>
     <w:p>
       <w:r>
-        <w:t>Raw locations result: ['Massachusetts', 'Connecticut', 'Northeast', 'South', 'Southwest', 'Texas']</w:t>
+        <w:t>Raw locations result, 'locations': ['Massachusetts', 'Connecticut', 'Northeast', 'South', 'Southwest', 'Texas']</w:t>
       </w:r>
     </w:p>
     <w:p>
       <w:r>
-        <w:t>us_region_stand_flat (Standardized): Multiple</w:t>
+        <w:t>Standardized locations result, 'us_region_stand_flat': Multiple</w:t>
       </w:r>
     </w:p>
     <w:p>

--- a/example_articles/us_region/Multiple/1.us_region_Multiple_New_York_Times.docx
+++ b/example_articles/us_region/Multiple/1.us_region_Multiple_New_York_Times.docx
@@ -7,7 +7,9 @@
         <w:pStyle w:val="Heading1"/>
       </w:pPr>
       <w:r>
-        <w:t>Seeking Landmarks of a Minority Heritage</w:t>
+        <w:t>EDUCATION;</w:t>
+        <w:br/>
+        <w:t>The Right Breeds a College Press Network</w:t>
       </w:r>
     </w:p>
     <w:p>
@@ -17,22 +19,22 @@
     </w:p>
     <w:p>
       <w:r>
-        <w:t>Date: 1990-02-18</w:t>
+        <w:t>Date: 1990-10-24</w:t>
       </w:r>
     </w:p>
     <w:p>
       <w:r>
-        <w:t>Section: Section 12CN; Page 29, Column 1; Connecticut Weekly Desk</w:t>
+        <w:t>Section: Section A;; Section A; Page 1; Column 2; National Desk; Column 2;</w:t>
       </w:r>
     </w:p>
     <w:p>
       <w:r>
-        <w:t>Source file: NYT/49.DOCX</w:t>
+        <w:t>Source file: NYT/52.DOCX</w:t>
       </w:r>
     </w:p>
     <w:p>
       <w:r>
-        <w:t>Raw locations result, 'locations': ['Massachusetts', 'Connecticut', 'Northeast', 'South', 'Southwest', 'Texas']</w:t>
+        <w:t>Raw locations result, 'locations': ['Iowa', 'Florida']</w:t>
       </w:r>
     </w:p>
     <w:p>
@@ -49,53 +51,77 @@
     </w:p>
     <w:p>
       <w:r>
-        <w:t>THE rocks where Indians held council over the centuries and a building where black girls and women attended school in the 1830's are among the Connecticut sites on the National Register of Historic Places. But most places around the state that reflect the history of women and minorities are not recognized, and the Connecticut Historical Commission intends to change that.</w:t>
+        <w:t>At the University of Iowa, The Campus Review recently provoked outrage with a drawing of the cartoon character Bart Simpson holding a loaded slingshot and warning, "Back off, faggot."</w:t>
         <w:br/>
-        <w:t>The commission wants to identify and document buildings, sites and districts that are relevant to the history of women, blacks, Indians and Americans of Asian and Latin American descent. ''We have so few of those sites identified,'' said Cora Murray, a researcher for the commission.</w:t>
+        <w:t>At the University of California at Berkeley, The California Review has been campaigning against affirmative action. And at the University of Florida, The Florida Review caused protests when in a guide to professors it said the history and philosophy departments were full of Marxists.</w:t>
         <w:br/>
-        <w:t>She added that the commission is seeking help in its mission. ''We really feel the need to solicit ideas from the general public and from knowledgeable experts,'' Ms. Murray said.</w:t>
+        <w:t>The three papers are part of a network of 60 conservative student publications that has sprung up on major college campuses across the country in the last two years, backed by money and advice from several conservative foundations. One of the biggest financial supporters is the John M. Olin Foundation of New York, whose chairman is William E. Simon, the former Treasury Secretary.</w:t>
+        <w:br/>
+        <w:t>Many of the papers are in the mold of The Dartmouth Review, which since its founding in 1980 has been engulfed in disputes for its perceived attacks on blacks, women, homosexuals and Jews. But some are less radical, presenting a more academic and moderate conservative viewpoint.</w:t>
+        <w:br/>
+        <w:t>Although the circulation of the new papers tends to be small, they have provided conservative students and their supporters with a growing voice to challenge to what they see as a stifling liberal orthodoxy on college campuses.</w:t>
+        <w:br/>
+        <w:t>Jeffrey L. Renander, editor of The Campus Review at Iowa, said he had helped to found the paper because The Daily Iowan, the main campus paper, had discouraged conservatives from applying to work there. "They were notoriously leftist," Mr. Renander said, echoing the complaint of most students affiliated with the conservative papers. "We were shut out. You're talking about a left-wing movement on campuses with millions and millions of dollars and then this void where a conservative voice is never heard, until now."</w:t>
+        <w:br/>
+        <w:t>Much of the void was filled with the help of the Madison Center for Educational Affairs, a conservative advocacy group based in Washington that helps finance and organize virtually all the papers. The center spends about $400,000 a year to help the papers, which form what the center calls the Collegiate Network. Although many campus papers are considered liberal, there is no known network among them financed in an organized way.</w:t>
+        <w:br/>
+        <w:t>Charles Horner, executive vice president of the Madison Center, said the growth of the new papers was "the single most significant trend in undergraduate intellectual life in the country right now." There are plans to establish such papers on 15 more campuses in the near future, he said.</w:t>
+        <w:br/>
+        <w:t>"These kids have a growing sense that they are not getting their money's worth out of their college education because they feel that if they express themselves, the professors put them down as bigots or morally wrong," said Mr. Horner, who was associate director of the United States Information Agency under President Ronald Reagan. "They have found that universities are interested in diversity, but only racially, not intellectually."</w:t>
         <w:br/>
         <w:t xml:space="preserve"> </w:t>
         <w:br/>
-        <w:t>Hill-Stead and Crandall House</w:t>
+        <w:t>Workshops for Editors</w:t>
         <w:br/>
-        <w:t>She cited some - but few - examples of recognized sites. She noted that Theodate Pope Riddle, daughter of the industrialist Alfred Pope, is credited with helping (in 1900) to design her father's house, now the Hill-Stead Museum, in Farmington, and that the Prudence Crandall House in Canterbury, where Mrs. Crandall ran the first academy in New England for ''young ladies and misses of color,'' is also a museum.</w:t>
+        <w:t xml:space="preserve"> In addition to the money it provides, the Madison Center holds regional workshops for student editors on how to put out a paper and sell advertisements. It distributes a monthly newsletter with suggestions for articles. It has two former student editors on its staff who serve as advisers, and it maintains a a toll-free telephone line for editors with questions.</w:t>
         <w:br/>
-        <w:t>She also cited the Mashantucket Pequots' efforts to study and preserve sites connected with the tribe's history, the work of the New Haven Preservation Trust to identify city buildings and neighborhoods reflecting black history, and a coming exhibit in Hamden that will focus on Alice Washburn, who designed and built more than 80 houses in Connecticut, mostly in the 1920's. But the commission - which can provide some grants - wants to find more examples and to encourage other efforts.</w:t>
+        <w:t>Editors at a number of the papers denied that the Madison Center exerted any control over them. Nevertheless, there are connections among the papers, the foundations and some well-known conservatives.</w:t>
         <w:br/>
-        <w:t>People involved in such efforts say that they can help to instill pride in a heritage or neighborhood, prevent destruction of sites, and show a neglected side of history.</w:t>
+        <w:t>The largest supporter of The Dartmouth Review, for instance, is the Olin Foundation, which has given the paper $295,000, most of it in the last three years.</w:t>
+        <w:br/>
+        <w:t>At the same time, the Olin Foundation has been the main source of financial support of the Collegiate Network, donating $90,000 to it last year through the Madison Center, which at the time was known as the Institute for Educational Affairs. The institute's vice chairman was Irving Kristol, the publisher of The National Interest, a leading neoconservative magazine, to which the Olin Foundation gave $127,000 in 1989; one of its directors was Robert H. Bork, to whom the Olin Foundation gave $167,000. In turn, the institute's honorary chairman was Mr. Simon, the head of the foundation.</w:t>
+        <w:br/>
+        <w:t>The new papers are also supported by the Leadership Institute, headed by Morton Blackwell, a former Reagan aide. Mr. Blackwell said his organization's seminars had trained students now working at 30 of the 60 conservative papers.</w:t>
         <w:br/>
         <w:t xml:space="preserve"> </w:t>
         <w:br/>
-        <w:t>Studies by Pequots</w:t>
+        <w:t>Conservative Agenda</w:t>
         <w:br/>
-        <w:t>''This tribe has long placed emphasis on history not in the books,'' said Kate Poole, an anthropologist who is museum coordinator for the Mashantucket Pequots at their reservation in Ledyard. The tribe is working to establish a museum detailing its history, and part of the reservation - including the rocks where councils were held and a 19th-century farmhouse that was home to members of the tribe - is on the National Register of Historic Places.</w:t>
+        <w:t xml:space="preserve"> On the new papers themselves, one of the student editors' biggest complaints is affirmative action in student admissions and faculty hiring. "The question is, Is a university supposed to be a big experiment in social engineering or a place of higher education with an admissions policy based on merit?" said James Christie, editor of The California Review at Berkeley.</w:t>
         <w:br/>
-        <w:t>The tribe has sponsored several archeological studies on the reservation. ''Some sites are as old as 9,000 years,'' Ms. Poole said. With a grant from the National Parks Service, the tribe also conducted an archeological survey of the site of a Pequot fort in what is now Mystic, where hundreds of Pequots were killed in 1637 when the colonist John Mason and his forces attacked. Ms. Poole added that recognition of sites could prevent situations like one in Niantic, where development has disturbed Indian burial grounds.</w:t>
+        <w:t>Another major issue for the student conservatives is opposition to the spread of ethnic and women's studies and support for a return to a more traditional curriculum, focusing on great Western books. "We don't feel a degree in women's studies and black studies is of any significance," said Bobby Baker, editor of The Florida Review.  "We feel there are lot of subjects being taught today that are just a product of the 60's and 70's that have no significance whatsoever."</w:t>
         <w:br/>
-        <w:t>The Afro-American Heritage Project, undertaken by the New Haven Preservation Trust, documented buildings and neighborhoods that reflect the city's black heritage. The project, financed by the Connecticut Humanities Council, was begun in 1985 by Preston Maynard, then director of the trust, and continued by Peter Haller, the next director.</w:t>
+        <w:t>The young men and women who edit the papers cut across ethnic and class lines, with no single explanation for their conservative preference. Mr. Baker, who is from a black working-class family, has a brother-in-law who was active in the Black Panther movement in the late 1960's but who has since become a Republican. Mr. Baker himself, who served four years in the Army before going to college, says he was drawn to politics by reading the writings of Machiavelli and Richard M. Nixon.</w:t>
         <w:br/>
-        <w:t>The trust's work included producing a brochure and an audio tape guiding people to significant sites like Trowbridge Square and the former Goffe Street School.</w:t>
+        <w:t>Some say they were influenced by the Republican era in which they grew up. Simon Vukelj, publisher of The Eli at Yale, whose grandfather was killed by Communist guerrillas in Albania in World War II, said: "I think a lot of people of my age group say that Ronald Reagan influenced them a lot. We really can't remember another President."</w:t>
         <w:br/>
-        <w:t>Trowbridge Square - several blocks of mostly modest frame houses in the City Point area of New Haven - was first developed around 1830 by Simeon Jocelyn. An abolitionist who espoused a philosophy of social responsibility, Jocelyn built houses that were, Mr. Haller said, ''meant for the working class, especially blacks.'' The brick Greek Revival building at 106 Goffe Street which today is a Masonic temple was built around 1860 as a school for black children.</w:t>
+        <w:t>The network of new papers covers a broad spectrum of schools: Harvard, Yale and Princeton in the Ivy League; Duke and William &amp; Mary in the South; Northwestern and Kenyon College in the Midwest, and Stanford and the University of Oregon on the West Coast, among others.</w:t>
         <w:br/>
-        <w:t>Mr. Haller noted that projects like Afro-American Heritage are valuable in part because knowing the historical value of a poor neighborhood can sometimes be a first step in revitalizing the neighborhood, and in giving its residents a sense of pride and caring.</w:t>
+        <w:t>It is difficult to judge the size of the papers' readership. The Campus Review at Iowa claims a circulation of 14,000, at a university with 27,000 students, with papers distributed free around campus in dormitories and dining halls. But the paper has only 300 paid subscribers, many of them alumni.</w:t>
         <w:br/>
-        <w:t>The Washburn exhibit, ''Alice Washburn Celebrated,'' will open on March 4 at the Eli Whitney Museum in Hamden. It will show the work of Mrs. Washburn (1870-1958), who between 1919 and 1931 designed and built more than 80 homes in Cheshire, Hamden, and New Haven. Principal researcher for the project was Martha Yellig of Hamden, who in 1984, as an undergraduate at Southern Connecticut State University, began to document Washburn houses for an art history paper. Ms. Yellig found ''a treasure trove,'' said Willam Brown, director of the museum.</w:t>
+        <w:t xml:space="preserve"> </w:t>
         <w:br/>
-        <w:t>He said that Mrs. Washburn was unusual not only because she was a woman who designed houses and ran a construction business, but also because she produced so many houses in so few years. ''And they are remarkable houses,'' he said.</w:t>
+        <w:t>Strong Sense of Distate</w:t>
         <w:br/>
-        <w:t>He noted that Mrs. Washburn's houses range ''from simple to quite grand,'' are much loved by their owners, sometimes have quirky touches like windows in the linen closets, and are of Colonial Revival style but show Mrs. Washburn's sense of the suburban future: They have attached (and often two-car) garages. The exhibit will run to June 17 and will be accompanied by tours and lectures. ''People will know Alice Washburn's name when we're through,'' said Mr. Brown.</w:t>
+        <w:t xml:space="preserve"> Heather M. Fenyk, a junior who is vice president of the University of Iowa Student Association, said she had a strong sense of distaste for The Campus Review. "I think a lot of the articles that it has run are totally inappropriate, violating human standards," she said, and called its editors "not representative of the school."</w:t>
         <w:br/>
-        <w:t>Commission staff members and others say that they do not know just where they will find more names and places representing the history of women and minorities. Anyone wishing to suggest a site may write or call the Connecticut Historical Commission, 59 South Prospect Street, Hartford, Conn. 06106.</w:t>
+        <w:t>On the other hand, The Dartmouth Review, which is also distributed free to students, has achieved an influence over the public perception of Dartmouth College far out of proportion to its circulation. James O. Freedman, Dartmouth's president, said in an interview that a survey last spring showed that high school seniors accepted at Dartmouth and three other prestigious New England colleges overwhelmingly believed Dartmouth to be the most conservative, the least intellectual and the most socially oriented of the schools, an image he attributed to The Review.</w:t>
         <w:br/>
-        <w:t>David Poirier, staff archeologist for the commission, said that the Native American Heritage Advisory Council, a group appointed by the Governor, would advise the commission about Indian places, especially burial grounds and sacred sites. ''We will welcome suggestions for possible sites fom anyone,'' he added.</w:t>
+        <w:t>Rabbi Arthur Hertzberg, a professor of religion at Dartmouth and a former president of the American Jewish Congress, said he believed that The Dartmouth Review and some of the other papers were set up as part of an effort by neoconservatives to take over campuses by using radical newspapers, a technique first used successfully by Trotskyites in the 1930's at City College in New York.</w:t>
         <w:br/>
-        <w:t>Mr. Haller, who recently left the New Haven Preservation Trust to become executive director of New London Landmarks, said that he is sure that New London has buildings significant to black history but that he has not had time to identify them. Ms. Murray noted that she has a few tantalizing but meager bits of information on other possible sites.</w:t>
+        <w:t>"They don't control the admissions committee, but by moral terror they can chase away women, blacks and Jews," Rabbi Hertzberg said.</w:t>
         <w:br/>
-        <w:t>''There are things we've heard about,'' she said. She recently heard of a school for blacks in Shelton and noticed a reference in ''Connecticut Place Names''(published by the Connecticut Historical Society) citing Glasgo, a village in eastern Connecticut, as being named for Isaac Glasko, who was of black and Indian descent and who early in the 19th century developed a business in marine hardware and whaling implements.</w:t>
+        <w:t>Several of the editors of the new papers and officials of the Madison Center scoff at such criticism. Mr. Horner said the center had originally not thought of financing student papers until the first of the papers, The Chicago Crucible at the University of Chicago, approached it in 1980, followed soon after by The Dartmouth Review. But the center cut off funds for The Dartmouth Review in 1982 after it published a column written in "black English" titled "Dis Sho Ain't No Jive, Bro'," depicting black students as illiterate.</w:t>
         <w:br/>
-        <w:t>Regarding Asian-American and Latin American sites, Ms. Murray said, ''we don't have anything we can cite, but we're looking.'' She said that the commission will be contacting minority newspapers and organizations. But for now, she said, ''We don't know what exists out there.''</w:t>
+        <w:t>The new publications vary in tone. Some are somber and serious, like The Yale Political Monthly, others strident and provocative, like The Dartmouth Review.</w:t>
+        <w:br/>
+        <w:t>Mr. Baker, at the University of Florida, said: "I think we are provocative and controversial out of necessity. We are trying to make a name for ourselves, like any publication in its infancy."</w:t>
+        <w:br/>
+        <w:t>But he says his critics have been more extremist, adding that they often burn the paper's distribution boxes and phoning in death threats.</w:t>
+        <w:br/>
+        <w:t>Mr. Renander of The Campus Review at Iowa says the windows in his paper's office have been repeatedly smashed, he believes by homosexuals. He denies that the use of "faggot" in the cartoon was meant as an attack on homosexuals. "All we're doing is saying one of the primary ways people get AIDS is through this kind of thing," he said.</w:t>
+        <w:br/>
+        <w:t>He complained that gay rights groups were unfairly given university financing as a legitimate student activity, while his paper was denied funds for being "too political." "That's the intolerance of liberals," he said.</w:t>
         <w:br/>
         <w:br/>
         <w:t>Graphic</w:t>
@@ -103,7 +129,7 @@
         <w:br/>
         <w:t xml:space="preserve"> </w:t>
         <w:br/>
-        <w:t>Photos; Among Connecticut sites that reflect the history of women and minorities are the brick Greek revival building on Goffe Street in New Haven, left, which was built around 1860 as a school for black children. It is now a Masonic temple. A coming exhibit in Hamden will focus on Alice Washburn, who designed and built more than 80 houses, among them these two in Hamden, between 1919 and 1931.</w:t>
+        <w:t>Photos: Conservative journals include Eli, at Yale; Campus Review, at Iowa, and The Claremont Independent, at the Claremont Colleges. (pg. A1); A number of conservative student newspapers around the country have recently drawn criticism for material they have published. They included papers at the University of Florida, headed by Bobby Baker, above; the University of Iowa, headed by Jeff Renander, above right, and the University of California at Berkeley, headed by Jim Christie. (Timothy O. Davis for The New York Times; Paul Jensen for The New York Times; Fred Mertz for The New York Times) (pg. B4)</w:t>
       </w:r>
     </w:p>
     <w:sectPr>

--- a/example_articles/us_region/Multiple/1.us_region_Multiple_New_York_Times.docx
+++ b/example_articles/us_region/Multiple/1.us_region_Multiple_New_York_Times.docx
@@ -7,9 +7,7 @@
         <w:pStyle w:val="Heading1"/>
       </w:pPr>
       <w:r>
-        <w:t>EDUCATION;</w:t>
-        <w:br/>
-        <w:t>The Right Breeds a College Press Network</w:t>
+        <w:t>White Americans Say They Are Waking Up to Racism. What Will It Add Up To?</w:t>
       </w:r>
     </w:p>
     <w:p>
@@ -19,22 +17,22 @@
     </w:p>
     <w:p>
       <w:r>
-        <w:t>Date: 1990-10-24</w:t>
+        <w:t>Date: 2020-06-24</w:t>
       </w:r>
     </w:p>
     <w:p>
       <w:r>
-        <w:t>Section: Section A;; Section A; Page 1; Column 2; National Desk; Column 2;</w:t>
+        <w:t>Section: US</w:t>
       </w:r>
     </w:p>
     <w:p>
       <w:r>
-        <w:t>Source file: NYT/52.DOCX</w:t>
+        <w:t>Source file: NYT/14.DOCX</w:t>
       </w:r>
     </w:p>
     <w:p>
       <w:r>
-        <w:t>Raw locations result, 'locations': ['Iowa', 'Florida']</w:t>
+        <w:t>Raw locations result, 'locations': ['Kentucky', 'Mississippi', 'Florida', 'Ohio', 'Pennsylvania', 'Tennessee', 'Virginia', 'Texas', 'Maine']</w:t>
       </w:r>
     </w:p>
     <w:p>
@@ -51,85 +49,77 @@
     </w:p>
     <w:p>
       <w:r>
-        <w:t>At the University of Iowa, The Campus Review recently provoked outrage with a drawing of the cartoon character Bart Simpson holding a loaded slingshot and warning, "Back off, faggot."</w:t>
+        <w:t>Anti-racism activists have detailed concerns that are not only about symbols or slurs but also about entire systems governing how Americans live.</w:t>
         <w:br/>
-        <w:t>At the University of California at Berkeley, The California Review has been campaigning against affirmative action. And at the University of Florida, The Florida Review caused protests when in a guide to professors it said the history and philosophy departments were full of Marxists.</w:t>
+        <w:t>One recent afternoon, while washing his car, Greg Reese, a white stay-at-home dad in Campton, Ky., peeled off the Confederate flag magnet he had placed on its trunk six years earlier. He did not put it back on.</w:t>
         <w:br/>
-        <w:t>The three papers are part of a network of 60 conservative student publications that has sprung up on major college campuses across the country in the last two years, backed by money and advice from several conservative foundations. One of the biggest financial supporters is the John M. Olin Foundation of New York, whose chairman is William E. Simon, the former Treasury Secretary.</w:t>
+        <w:t>It was a small act for which he expected no accolades. It should not have taken the police killing of George Floyd, Mr. Reese knew, to face what he had long known to be true, that the flag he had grown up thinking of as "a beautiful trophy" was "a symbol of hate, and it's obviously wrong to glorify it."</w:t>
         <w:br/>
-        <w:t>Many of the papers are in the mold of The Dartmouth Review, which since its founding in 1980 has been engulfed in disputes for its perceived attacks on blacks, women, homosexuals and Jews. But some are less radical, presenting a more academic and moderate conservative viewpoint.</w:t>
+        <w:t>The sustained outcry over Mr. Floyd's death has compelled many white Americans to acknowledge the anti-black racism that is prevalent in the United States — and to perhaps even examine their own culpability for it. It is as though the ability of white people to collectively ignore the everyday experience of black people has been short-circuited, at least for now.</w:t>
         <w:br/>
-        <w:t>Although the circulation of the new papers tends to be small, they have provided conservative students and their supporters with a growing voice to challenge to what they see as a stifling liberal orthodoxy on college campuses.</w:t>
+        <w:t>Large numbers of white Americans have attended racial justice demonstrations, purchased books about racial inequality and registered for webinars on how to raise children who are anti-racist. Some have asked themselves pointed questions, like how much professional advantage they have garnered from being white, and whether they would willingly cede it if they could. Others are going to tattoo parlors to cover up images of Confederate flags, swastikas and Ku Klux Klan symbols on their bodies.</w:t>
         <w:br/>
-        <w:t>Jeffrey L. Renander, editor of The Campus Review at Iowa, said he had helped to found the paper because The Daily Iowan, the main campus paper, had discouraged conservatives from applying to work there. "They were notoriously leftist," Mr. Renander said, echoing the complaint of most students affiliated with the conservative papers. "We were shut out. You're talking about a left-wing movement on campuses with millions and millions of dollars and then this void where a conservative voice is never heard, until now."</w:t>
+        <w:t>It is hard to know how deep or wide these responses run — and whether they are the result of pressure from peers to appear tolerant, or if meaningful action will follow. Anti-racism activists have specified concerns that are not about only symbols or slurs but entire systems governing how Americans live.</w:t>
         <w:br/>
-        <w:t>Much of the void was filled with the help of the Madison Center for Educational Affairs, a conservative advocacy group based in Washington that helps finance and organize virtually all the papers. The center spends about $400,000 a year to help the papers, which form what the center calls the Collegiate Network. Although many campus papers are considered liberal, there is no known network among them financed in an organized way.</w:t>
+        <w:t>Some of the same communities where white liberals have been marching with "black lives matter" signs have seen steep resistance to efforts to integrate public schools and neighborhoods. And what some consider a profound questioning of white supremacy can seem laughably little and unconscionably late to others. The most frustrating thing about this moment, said Jeremy O. Harris, a playwright and the writer of "Slave Play," is "listening to white people say this is the first time they realize how bad it is."</w:t>
         <w:br/>
-        <w:t>Charles Horner, executive vice president of the Madison Center, said the growth of the new papers was "the single most significant trend in undergraduate intellectual life in the country right now." There are plans to establish such papers on 15 more campuses in the near future, he said.</w:t>
+        <w:t>In interviews, some white Americans admitted that even the process of reflecting on racism underscored for them how little they grasp the everyday experience of being black in America.</w:t>
         <w:br/>
-        <w:t>"These kids have a growing sense that they are not getting their money's worth out of their college education because they feel that if they express themselves, the professors put them down as bigots or morally wrong," said Mr. Horner, who was associate director of the United States Information Agency under President Ronald Reagan. "They have found that universities are interested in diversity, but only racially, not intellectually."</w:t>
+        <w:t>Research shows there is scant interpersonal contact between white and black Americans: One in five white respondents to a poll from the Public Religion Research Institute last year said that they rarely or never had an interaction with someone of a different race. In a 2013 study by the same group, a nonpartisan nonprofit, respondents were asked to identify the race of as many as seven people with whom they had discussed important matters in the six months before the survey. Among white respondents, 75 percent named only white individuals as their core friendship network.</w:t>
         <w:br/>
-        <w:t xml:space="preserve"> </w:t>
+        <w:t>"Many white Americans have chosen places to live, places to send their children to school, places to vacation, jobs to pursue, in ways that allow them to avoid thinking about racial inequality," said Jennifer Chudy, a political scientist at Wellesley College. Her research suggests that only one in five white Americans consistently express high levels of sympathy about racial discrimination against black Americans.</w:t>
         <w:br/>
-        <w:t>Workshops for Editors</w:t>
+        <w:t>The combination of the coronavirus pandemic, an economic collapse and a bungled emergency response by the Trump administration indirectly laid the foundation for the furor among white Americans that followed the cellphone video of Mr. Floyd's death.</w:t>
         <w:br/>
-        <w:t xml:space="preserve"> In addition to the money it provides, the Madison Center holds regional workshops for student editors on how to put out a paper and sell advertisements. It distributes a monthly newsletter with suggestions for articles. It has two former student editors on its staff who serve as advisers, and it maintains a a toll-free telephone line for editors with questions.</w:t>
+        <w:t>"All of that, I believe, is converging at this point to make people, white people in particular, think through America," said Carol Anderson, author of "White Rage: The Unspoken Truth of Our Racial Divide" and a professor of African-American studies at Emory University. "What kind of nation is this, that can be comfortable with a police officer kneeling on someone's neck for eight minutes and 46 seconds? And when you start asking that question, then all of the kinds of narratives and shibboleths begin to quake."</w:t>
         <w:br/>
-        <w:t>Editors at a number of the papers denied that the Madison Center exerted any control over them. Nevertheless, there are connections among the papers, the foundations and some well-known conservatives.</w:t>
+        <w:t>It was the words of Mr. Floyd's daughter, Mr. Reese said, that propelled him to join the activist group Southern Crossroads and to create a "Rednecks for Black Lives" decal that he hopes will appeal to politically conservative friends and neighbors. The group's leaders say that majority-white, working-class communities like Mr. Reese's stand to benefit by forming multiracial alliances.</w:t>
         <w:br/>
-        <w:t>The largest supporter of The Dartmouth Review, for instance, is the Olin Foundation, which has given the paper $295,000, most of it in the last three years.</w:t>
+        <w:t>"The one thing that flipped me and made me really want to do something was when that baby said that her daddy changed the world," said Mr. Reese, referring to comments by Mr. Floyd's 6-year-old daughter, Gianna. "And I want to make that true. I want that baby's words to come true."</w:t>
         <w:br/>
-        <w:t>At the same time, the Olin Foundation has been the main source of financial support of the Collegiate Network, donating $90,000 to it last year through the Madison Center, which at the time was known as the Institute for Educational Affairs. The institute's vice chairman was Irving Kristol, the publisher of The National Interest, a leading neoconservative magazine, to which the Olin Foundation gave $127,000 in 1989; one of its directors was Robert H. Bork, to whom the Olin Foundation gave $167,000. In turn, the institute's honorary chairman was Mr. Simon, the head of the foundation.</w:t>
+        <w:t>A shift in the priorities of white Americans regarding racial equality, race scholars said, is critical to achieving it. In the first two weeks of coast-to-coast protests, support for the Black Lives Matter movement increased by nearly as much as it had the previous two years, according to Civiqs, an online research firm. Just over half of American voters support the movement, and in dozens of towns that held protests, the population was almost exclusively white.</w:t>
         <w:br/>
-        <w:t>The new papers are also supported by the Leadership Institute, headed by Morton Blackwell, a former Reagan aide. Mr. Blackwell said his organization's seminars had trained students now working at 30 of the 60 conservative papers.</w:t>
+        <w:t>"This is the first time that I think a lot of us have felt that the battle is legitimately joined," the author Ta-Nehisi Coates said on "The Ezra Klein Show" last week. Significant swaths of people in nonblack communities, Mr. Coates said, have come to perceive something of the deep pain and suffering experienced by black Americans. "I think that's different.''</w:t>
         <w:br/>
-        <w:t xml:space="preserve"> </w:t>
+        <w:t>One source of angst for white Americans who say they want to dismantle racism, though, is not knowing precisely where to start. They worry about sounding racist and not sounding sufficiently anti-racist. Some have made misguided offers of cash to black acquaintances who feel condescended to. Others have formed anti-racist study groups with other white people — but worry that those, too, are lacking.</w:t>
         <w:br/>
-        <w:t>Conservative Agenda</w:t>
+        <w:t>"I'll be thinking, 'Constantly acknowledging racism right now, it's so draining,'" said Erin Lunsford, 29, of Richmond, Va., who has engaged in dozens of conversations regarding defunding the police, a popular policy proposal among anti-racism activists that she initially rejected. "And then I'm like, 'Imagine being a black person doing that your whole life.'"</w:t>
         <w:br/>
-        <w:t xml:space="preserve"> On the new papers themselves, one of the student editors' biggest complaints is affirmative action in student admissions and faculty hiring. "The question is, Is a university supposed to be a big experiment in social engineering or a place of higher education with an admissions policy based on merit?" said James Christie, editor of The California Review at Berkeley.</w:t>
+        <w:t>In the month since Mr. Floyd's death, a museum on the courthouse square in Sumner, Miss., dedicated to Emmett Till, whose horrific 1955 murder helped to galvanize the civil rights movement, has received 10 times the usual number of calls. Patrick Weems, executive director of the Emmett Till Memorial Commission — which founded the museum — said the callers were white Americans wanting to contribute to preservation projects or to help develop curriculum. Dozens more downloaded a smartphone app that guides users on a virtual tour of civil rights history.</w:t>
         <w:br/>
-        <w:t>Another major issue for the student conservatives is opposition to the spread of ethnic and women's studies and support for a return to a more traditional curriculum, focusing on great Western books. "We don't feel a degree in women's studies and black studies is of any significance," said Bobby Baker, editor of The Florida Review.  "We feel there are lot of subjects being taught today that are just a product of the 60's and 70's that have no significance whatsoever."</w:t>
+        <w:t>Since the first week of protests, Akbar Watson, the owner of a black bookstore in Boynton Beach, Fla., has been slammed with book sales and requests from customers as far away as California and Maine. One day, he said, he sold 40 books before lunch. Another day, a woman in Ohio purchased 34 black children's books for her daughter's school classroom. And for the first time in his 28 years in business, he has sold out of books about racial inequalities.</w:t>
         <w:br/>
-        <w:t>The young men and women who edit the papers cut across ethnic and class lines, with no single explanation for their conservative preference. Mr. Baker, who is from a black working-class family, has a brother-in-law who was active in the Black Panther movement in the late 1960's but who has since become a Republican. Mr. Baker himself, who served four years in the Army before going to college, says he was drawn to politics by reading the writings of Machiavelli and Richard M. Nixon.</w:t>
+        <w:t>"These are white Americans who are calling and ordering books to try to educate themselves and to try to figure out what to do as a response to what is happening," said Mr. Watson, 60, the owner of Pyramid Books, who spent Saturday hand-delivering books in Palm Beach County.</w:t>
         <w:br/>
-        <w:t>Some say they were influenced by the Republican era in which they grew up. Simon Vukelj, publisher of The Eli at Yale, whose grandfather was killed by Communist guerrillas in Albania in World War II, said: "I think a lot of people of my age group say that Ronald Reagan influenced them a lot. We really can't remember another President."</w:t>
+        <w:t>Matt Bartley, a tattoo artist in Pikeville, Ky., has fielded more than 20 requests to cover up racist tattoos since he began offering the free service after Mr. Floyd's death. One client had the words "Mein Kampf" tattooed on him, by his father, when he was a teenager, Mr. Bartley said. Similar services are being performed by tattoo artists in Dallas; Murray, Ky.; Charlottesville, Va.; Maryville, Tenn.; and Nashville.</w:t>
         <w:br/>
-        <w:t>The network of new papers covers a broad spectrum of schools: Harvard, Yale and Princeton in the Ivy League; Duke and William &amp; Mary in the South; Northwestern and Kenyon College in the Midwest, and Stanford and the University of Oregon on the West Coast, among others.</w:t>
+        <w:t>Among Mr. Bartley's clients was Kyle Kessler, a 29-year-old who had a Confederate flag tattoo covered last week.</w:t>
         <w:br/>
-        <w:t>It is difficult to judge the size of the papers' readership. The Campus Review at Iowa claims a circulation of 14,000, at a university with 27,000 students, with papers distributed free around campus in dormitories and dining halls. But the paper has only 300 paid subscribers, many of them alumni.</w:t>
+        <w:t>Mr. Kessler said he did not see the Confederate flag as a racist symbol until recently. He got the tattoo when he was 18, in tribute to one of his favorite bands.</w:t>
         <w:br/>
-        <w:t xml:space="preserve"> </w:t>
+        <w:t>But in conversations with his wife and sister about Mr. Floyd's death, he began to wonder what impact the flag has on black Americans. He also wondered what the repercussions could be for his 3-month-old son and whether he would be setting the wrong example.</w:t>
         <w:br/>
-        <w:t>Strong Sense of Distate</w:t>
+        <w:t>"With everything going on, he's going to be taught that's racist, which I now know it is," Mr. Kessler said. "I didn't want him thinking, 'Daddy's got that and it's racist, so it's OK to be racist.'"</w:t>
         <w:br/>
-        <w:t xml:space="preserve"> Heather M. Fenyk, a junior who is vice president of the University of Iowa Student Association, said she had a strong sense of distaste for The Campus Review. "I think a lot of the articles that it has run are totally inappropriate, violating human standards," she said, and called its editors "not representative of the school."</w:t>
+        <w:t>Mr. Kessler said Mr. Floyd's death, and the protests that followed, have made him think differently about Black Lives Matter. Now, Mr. Kessler said he appreciated that people were standing up for themselves and their right to equality. His new tattoo — the same guitar but without the Confederate banner — reflects that changing perspective.</w:t>
         <w:br/>
-        <w:t>On the other hand, The Dartmouth Review, which is also distributed free to students, has achieved an influence over the public perception of Dartmouth College far out of proportion to its circulation. James O. Freedman, Dartmouth's president, said in an interview that a survey last spring showed that high school seniors accepted at Dartmouth and three other prestigious New England colleges overwhelmingly believed Dartmouth to be the most conservative, the least intellectual and the most socially oriented of the schools, an image he attributed to The Review.</w:t>
+        <w:t>In Somerset, a small town in southwestern Pennsylvania, Cindy Kinsella, 61, said she knew far more police officers than black people — her brother is a state police officer in Maryland, and she knows plenty of corrections officers.</w:t>
         <w:br/>
-        <w:t>Rabbi Arthur Hertzberg, a professor of religion at Dartmouth and a former president of the American Jewish Congress, said he believed that The Dartmouth Review and some of the other papers were set up as part of an effort by neoconservatives to take over campuses by using radical newspapers, a technique first used successfully by Trotskyites in the 1930's at City College in New York.</w:t>
+        <w:t>She was not sure what to make of the protests when her son told her he was helping to plan a demonstration. She wished him luck. Then she thought a little more about it.</w:t>
         <w:br/>
-        <w:t>"They don't control the admissions committee, but by moral terror they can chase away women, blacks and Jews," Rabbi Hertzberg said.</w:t>
+        <w:t>"I got off the phone and thought, 'You know what? I'm going to take my grandson, who is 12, and we're going down,'" she recalled. "Just because I thought we could educate ourselves a bit."</w:t>
         <w:br/>
-        <w:t>Several of the editors of the new papers and officials of the Madison Center scoff at such criticism. Mr. Horner said the center had originally not thought of financing student papers until the first of the papers, The Chicago Crucible at the University of Chicago, approached it in 1980, followed soon after by The Dartmouth Review. But the center cut off funds for The Dartmouth Review in 1982 after it published a column written in "black English" titled "Dis Sho Ain't No Jive, Bro'," depicting black students as illiterate.</w:t>
+        <w:t>They went to the rally and though they did not march, they watched and listened to the speakers. It was peaceful, nothing like some of the violent protests she had seen in photographs and videos.</w:t>
         <w:br/>
-        <w:t>The new publications vary in tone. Some are somber and serious, like The Yale Political Monthly, others strident and provocative, like The Dartmouth Review.</w:t>
+        <w:t>It is unclear what he got out of it. But she said she changed her thinking on some things, like the phrase "black lives matter."</w:t>
         <w:br/>
-        <w:t>Mr. Baker, at the University of Florida, said: "I think we are provocative and controversial out of necessity. We are trying to make a name for ourselves, like any publication in its infancy."</w:t>
+        <w:t>"Before," she said, "I thought, 'Why do we have to say black lives matter? Because all lives matter, police lives matter, white lives matter.' But as they explained a little bit, 'We're not saying all lives don't matter. It's that all lives can't matter until black lives matter.'"</w:t>
         <w:br/>
-        <w:t>But he says his critics have been more extremist, adding that they often burn the paper's distribution boxes and phoning in death threats.</w:t>
+        <w:t>Dana Goldstein, Campbell Robertson and Will Wright contributed reporting. Jack Begg contributed research.</w:t>
         <w:br/>
-        <w:t>Mr. Renander of The Campus Review at Iowa says the windows in his paper's office have been repeatedly smashed, he believes by homosexuals. He denies that the use of "faggot" in the cartoon was meant as an attack on homosexuals. "All we're doing is saying one of the primary ways people get AIDS is through this kind of thing," he said.</w:t>
+        <w:t xml:space="preserve">Dana Goldstein, Campbell Robertson and Will Wright contributed reporting. Jack Begg contributed research. </w:t>
         <w:br/>
-        <w:t>He complained that gay rights groups were unfairly given university financing as a legitimate student activity, while his paper was denied funds for being "too political." "That's the intolerance of liberals," he said.</w:t>
-        <w:br/>
-        <w:br/>
-        <w:t>Graphic</w:t>
-        <w:br/>
-        <w:br/>
-        <w:t xml:space="preserve"> </w:t>
-        <w:br/>
-        <w:t>Photos: Conservative journals include Eli, at Yale; Campus Review, at Iowa, and The Claremont Independent, at the Claremont Colleges. (pg. A1); A number of conservative student newspapers around the country have recently drawn criticism for material they have published. They included papers at the University of Florida, headed by Bobby Baker, above; the University of Iowa, headed by Jeff Renander, above right, and the University of California at Berkeley, headed by Jim Christie. (Timothy O. Davis for The New York Times; Paul Jensen for The New York Times; Fred Mertz for The New York Times) (pg. B4)</w:t>
+        <w:t>PHOTOS: Many white demonstrators have joined rallies like one last week in Manhattan, but it is too soon to know if their embrace of racial justice will help spawn change.; Many white Americans are grasping for understanding through protests, books and study groups. (PHOTOGRAPHS BY AMR ALFIKY/THE NEW YORK TIMES); A candlelight vigil was part of an art installation this month in Minneapolis, where George Floyd was killed by the police. (PHOTOGRAPH BY ALYSSA SCHUKAR FOR THE NEW YORK TIMES) (A16)</w:t>
       </w:r>
     </w:p>
     <w:sectPr>

--- a/example_articles/us_region/Multiple/1.us_region_Multiple_New_York_Times.docx
+++ b/example_articles/us_region/Multiple/1.us_region_Multiple_New_York_Times.docx
@@ -32,7 +32,7 @@
     </w:p>
     <w:p>
       <w:r>
-        <w:t>Raw locations result, 'locations': ['Kentucky', 'Mississippi', 'Florida', 'Ohio', 'Pennsylvania', 'Tennessee', 'Virginia', 'Texas', 'Maine']</w:t>
+        <w:t>Raw locations result, 'locations': ['Kentucky', 'Mississippi', 'Florida', 'Ohio', 'Tennessee', 'Pennsylvania']</w:t>
       </w:r>
     </w:p>
     <w:p>
